--- a/Documentation/Project Plan - Hristo Ganchev.docx
+++ b/Documentation/Project Plan - Hristo Ganchev.docx
@@ -88,7 +88,6 @@
         </w:rPr>
       </w:pPr>
       <w:bookmarkStart w:id="1" w:name="_Toc327581041"/>
-      <w:proofErr w:type="spellStart"/>
       <w:r>
         <w:rPr>
           <w:b/>
@@ -99,7 +98,6 @@
         </w:rPr>
         <w:t>Ticketpass</w:t>
       </w:r>
-      <w:proofErr w:type="spellEnd"/>
     </w:p>
     <w:bookmarkEnd w:id="1"/>
     <w:p>
@@ -380,7 +378,7 @@
                 <w:color w:val="353F49"/>
                 <w:szCs w:val="20"/>
               </w:rPr>
-              <w:t>20th</w:t>
+              <w:t xml:space="preserve">19th </w:t>
             </w:r>
             <w:r>
               <w:rPr>
@@ -389,7 +387,7 @@
                 <w:color w:val="353F49"/>
                 <w:szCs w:val="20"/>
               </w:rPr>
-              <w:t xml:space="preserve"> December</w:t>
+              <w:t>January</w:t>
             </w:r>
             <w:r>
               <w:rPr>
@@ -398,7 +396,7 @@
                 <w:color w:val="353F49"/>
                 <w:szCs w:val="20"/>
               </w:rPr>
-              <w:t xml:space="preserve"> 2023</w:t>
+              <w:t xml:space="preserve"> 2024</w:t>
             </w:r>
           </w:p>
         </w:tc>
@@ -475,7 +473,7 @@
                 <w:color w:val="353F49"/>
                 <w:szCs w:val="20"/>
               </w:rPr>
-              <w:t>5</w:t>
+              <w:t>6</w:t>
             </w:r>
             <w:r>
               <w:rPr>
@@ -570,16 +568,7 @@
                 <w:color w:val="353F49"/>
                 <w:szCs w:val="20"/>
               </w:rPr>
-              <w:t>Fifth</w:t>
-            </w:r>
-            <w:r>
-              <w:rPr>
-                <w:rFonts w:cs="Arial"/>
-                <w:b/>
-                <w:color w:val="353F49"/>
-                <w:szCs w:val="20"/>
-              </w:rPr>
-              <w:t xml:space="preserve"> Stage of Development</w:t>
+              <w:t>Final Stage of Development</w:t>
             </w:r>
           </w:p>
         </w:tc>
@@ -1502,6 +1491,116 @@
           </w:p>
         </w:tc>
       </w:tr>
+      <w:tr>
+        <w:trPr>
+          <w:trHeight w:val="340"/>
+        </w:trPr>
+        <w:tc>
+          <w:tcPr>
+            <w:tcW w:w="967" w:type="dxa"/>
+          </w:tcPr>
+          <w:p>
+            <w:pPr>
+              <w:pStyle w:val="Tabelbody"/>
+              <w:rPr>
+                <w:sz w:val="24"/>
+                <w:szCs w:val="28"/>
+              </w:rPr>
+            </w:pPr>
+            <w:r>
+              <w:rPr>
+                <w:sz w:val="24"/>
+                <w:szCs w:val="28"/>
+              </w:rPr>
+              <w:t>6.0</w:t>
+            </w:r>
+          </w:p>
+        </w:tc>
+        <w:tc>
+          <w:tcPr>
+            <w:tcW w:w="1980" w:type="dxa"/>
+          </w:tcPr>
+          <w:p>
+            <w:pPr>
+              <w:pStyle w:val="Tabelbody"/>
+              <w:rPr>
+                <w:sz w:val="24"/>
+                <w:szCs w:val="28"/>
+              </w:rPr>
+            </w:pPr>
+            <w:r>
+              <w:rPr>
+                <w:sz w:val="24"/>
+                <w:szCs w:val="28"/>
+              </w:rPr>
+              <w:t>19th January 2024</w:t>
+            </w:r>
+          </w:p>
+        </w:tc>
+        <w:tc>
+          <w:tcPr>
+            <w:tcW w:w="1350" w:type="dxa"/>
+          </w:tcPr>
+          <w:p>
+            <w:pPr>
+              <w:pStyle w:val="Tabelbody"/>
+              <w:rPr>
+                <w:sz w:val="24"/>
+                <w:szCs w:val="28"/>
+              </w:rPr>
+            </w:pPr>
+            <w:r>
+              <w:rPr>
+                <w:sz w:val="24"/>
+                <w:szCs w:val="28"/>
+              </w:rPr>
+              <w:t>Hristo Ganchev</w:t>
+            </w:r>
+          </w:p>
+        </w:tc>
+        <w:tc>
+          <w:tcPr>
+            <w:tcW w:w="2790" w:type="dxa"/>
+          </w:tcPr>
+          <w:p>
+            <w:pPr>
+              <w:pStyle w:val="Tabelbody"/>
+              <w:rPr>
+                <w:sz w:val="24"/>
+                <w:szCs w:val="28"/>
+              </w:rPr>
+            </w:pPr>
+            <w:r>
+              <w:rPr>
+                <w:sz w:val="24"/>
+                <w:szCs w:val="28"/>
+              </w:rPr>
+              <w:t>“Project organisation” and “Test environment and required resources” sections updated</w:t>
+            </w:r>
+          </w:p>
+        </w:tc>
+        <w:tc>
+          <w:tcPr>
+            <w:tcW w:w="2269" w:type="dxa"/>
+          </w:tcPr>
+          <w:p>
+            <w:pPr>
+              <w:pStyle w:val="Tabelbody"/>
+              <w:rPr>
+                <w:sz w:val="24"/>
+                <w:szCs w:val="28"/>
+              </w:rPr>
+            </w:pPr>
+            <w:r>
+              <w:rPr>
+                <w:sz w:val="24"/>
+                <w:szCs w:val="28"/>
+              </w:rPr>
+              <w:t>100% Complete</w:t>
+            </w:r>
+          </w:p>
+        </w:tc>
+      </w:tr>
     </w:tbl>
     <w:p/>
     <w:p/>
@@ -1680,7 +1779,6 @@
                 <w:szCs w:val="28"/>
               </w:rPr>
             </w:pPr>
-            <w:proofErr w:type="spellStart"/>
             <w:r>
               <w:rPr>
                 <w:iCs/>
@@ -1688,17 +1786,7 @@
                 <w:szCs w:val="28"/>
                 <w:lang w:val="en-US"/>
               </w:rPr>
-              <w:t>Rabeling</w:t>
-            </w:r>
-            <w:proofErr w:type="spellEnd"/>
-            <w:r>
-              <w:rPr>
-                <w:iCs/>
-                <w:sz w:val="24"/>
-                <w:szCs w:val="28"/>
-                <w:lang w:val="en-US"/>
-              </w:rPr>
-              <w:t>, Bart B.T.</w:t>
+              <w:t>Rabeling, Bart B.T.</w:t>
             </w:r>
           </w:p>
         </w:tc>
@@ -1762,7 +1850,6 @@
               </w:rPr>
             </w:pPr>
             <w:hyperlink r:id="rId11" w:history="1">
-              <w:proofErr w:type="spellStart"/>
               <w:r>
                 <w:rPr>
                   <w:iCs/>
@@ -1770,9 +1857,143 @@
                   <w:szCs w:val="28"/>
                   <w:lang w:val="en-US"/>
                 </w:rPr>
-                <w:t>Schriek</w:t>
+                <w:t>Schriek, Erik H.J.D. van der</w:t>
               </w:r>
-              <w:proofErr w:type="spellEnd"/>
+            </w:hyperlink>
+          </w:p>
+        </w:tc>
+      </w:tr>
+      <w:tr>
+        <w:trPr>
+          <w:trHeight w:val="340"/>
+        </w:trPr>
+        <w:tc>
+          <w:tcPr>
+            <w:tcW w:w="1134" w:type="dxa"/>
+          </w:tcPr>
+          <w:p>
+            <w:pPr>
+              <w:pStyle w:val="Tabelbody"/>
+              <w:rPr>
+                <w:sz w:val="24"/>
+                <w:szCs w:val="28"/>
+              </w:rPr>
+            </w:pPr>
+            <w:r>
+              <w:rPr>
+                <w:sz w:val="24"/>
+                <w:szCs w:val="28"/>
+              </w:rPr>
+              <w:t>3.0</w:t>
+            </w:r>
+          </w:p>
+        </w:tc>
+        <w:tc>
+          <w:tcPr>
+            <w:tcW w:w="1903" w:type="dxa"/>
+          </w:tcPr>
+          <w:p>
+            <w:pPr>
+              <w:pStyle w:val="Tabelbody"/>
+              <w:rPr>
+                <w:sz w:val="24"/>
+                <w:szCs w:val="28"/>
+              </w:rPr>
+            </w:pPr>
+            <w:r>
+              <w:rPr>
+                <w:sz w:val="24"/>
+                <w:szCs w:val="28"/>
+              </w:rPr>
+              <w:t>10th November 2023</w:t>
+            </w:r>
+          </w:p>
+        </w:tc>
+        <w:tc>
+          <w:tcPr>
+            <w:tcW w:w="6319" w:type="dxa"/>
+          </w:tcPr>
+          <w:p>
+            <w:pPr>
+              <w:pStyle w:val="Tabelbody"/>
+              <w:rPr>
+                <w:sz w:val="24"/>
+                <w:szCs w:val="28"/>
+              </w:rPr>
+            </w:pPr>
+            <w:r>
+              <w:rPr>
+                <w:iCs/>
+                <w:sz w:val="24"/>
+                <w:szCs w:val="28"/>
+                <w:lang w:val="en-US"/>
+              </w:rPr>
+              <w:t>Rabeling, Bart B.T.</w:t>
+            </w:r>
+          </w:p>
+        </w:tc>
+      </w:tr>
+      <w:tr>
+        <w:trPr>
+          <w:trHeight w:val="340"/>
+        </w:trPr>
+        <w:tc>
+          <w:tcPr>
+            <w:tcW w:w="1134" w:type="dxa"/>
+          </w:tcPr>
+          <w:p>
+            <w:pPr>
+              <w:pStyle w:val="Tabelbody"/>
+              <w:rPr>
+                <w:sz w:val="24"/>
+                <w:szCs w:val="28"/>
+              </w:rPr>
+            </w:pPr>
+            <w:r>
+              <w:rPr>
+                <w:sz w:val="24"/>
+                <w:szCs w:val="28"/>
+              </w:rPr>
+              <w:t>4.0</w:t>
+            </w:r>
+          </w:p>
+        </w:tc>
+        <w:tc>
+          <w:tcPr>
+            <w:tcW w:w="1903" w:type="dxa"/>
+          </w:tcPr>
+          <w:p>
+            <w:pPr>
+              <w:pStyle w:val="Tabelbody"/>
+              <w:rPr>
+                <w:sz w:val="24"/>
+                <w:szCs w:val="28"/>
+              </w:rPr>
+            </w:pPr>
+            <w:r>
+              <w:rPr>
+                <w:sz w:val="24"/>
+                <w:szCs w:val="28"/>
+              </w:rPr>
+              <w:t>1st December 2023</w:t>
+            </w:r>
+          </w:p>
+        </w:tc>
+        <w:tc>
+          <w:tcPr>
+            <w:tcW w:w="6319" w:type="dxa"/>
+          </w:tcPr>
+          <w:p>
+            <w:pPr>
+              <w:pStyle w:val="Tabelbody"/>
+              <w:rPr>
+                <w:iCs/>
+                <w:sz w:val="24"/>
+                <w:szCs w:val="28"/>
+                <w:lang w:val="en-US"/>
+              </w:rPr>
+            </w:pPr>
+            <w:hyperlink r:id="rId12" w:history="1">
               <w:r>
                 <w:rPr>
                   <w:iCs/>
@@ -1780,7 +2001,7 @@
                   <w:szCs w:val="28"/>
                   <w:lang w:val="en-US"/>
                 </w:rPr>
-                <w:t>, Erik H.J.D. van der</w:t>
+                <w:t>Schriek, Erik H.J.D. van der</w:t>
               </w:r>
             </w:hyperlink>
           </w:p>
@@ -1807,7 +2028,7 @@
                 <w:sz w:val="24"/>
                 <w:szCs w:val="28"/>
               </w:rPr>
-              <w:t>3.0</w:t>
+              <w:t>5.0</w:t>
             </w:r>
           </w:p>
         </w:tc>
@@ -1828,7 +2049,7 @@
                 <w:sz w:val="24"/>
                 <w:szCs w:val="28"/>
               </w:rPr>
-              <w:t>10th November 2023</w:t>
+              <w:t>20th December 2023</w:t>
             </w:r>
           </w:p>
         </w:tc>
@@ -1839,12 +2060,7 @@
           <w:p>
             <w:pPr>
               <w:pStyle w:val="Tabelbody"/>
-              <w:rPr>
-                <w:sz w:val="24"/>
-                <w:szCs w:val="28"/>
-              </w:rPr>
-            </w:pPr>
-            <w:proofErr w:type="spellStart"/>
+            </w:pPr>
             <w:r>
               <w:rPr>
                 <w:iCs/>
@@ -1852,17 +2068,7 @@
                 <w:szCs w:val="28"/>
                 <w:lang w:val="en-US"/>
               </w:rPr>
-              <w:t>Rabeling</w:t>
-            </w:r>
-            <w:proofErr w:type="spellEnd"/>
-            <w:r>
-              <w:rPr>
-                <w:iCs/>
-                <w:sz w:val="24"/>
-                <w:szCs w:val="28"/>
-                <w:lang w:val="en-US"/>
-              </w:rPr>
-              <w:t>, Bart B.T.</w:t>
+              <w:t>Rabeling, Bart B.T.</w:t>
             </w:r>
           </w:p>
         </w:tc>
@@ -1888,7 +2094,7 @@
                 <w:sz w:val="24"/>
                 <w:szCs w:val="28"/>
               </w:rPr>
-              <w:t>4.0</w:t>
+              <w:t>6.0</w:t>
             </w:r>
           </w:p>
         </w:tc>
@@ -1909,7 +2115,7 @@
                 <w:sz w:val="24"/>
                 <w:szCs w:val="28"/>
               </w:rPr>
-              <w:t>1st December 2023</w:t>
+              <w:t>19th January 2024</w:t>
             </w:r>
           </w:p>
         </w:tc>
@@ -1927,8 +2133,7 @@
                 <w:lang w:val="en-US"/>
               </w:rPr>
             </w:pPr>
-            <w:hyperlink r:id="rId12" w:history="1">
-              <w:proofErr w:type="spellStart"/>
+            <w:hyperlink r:id="rId13" w:history="1">
               <w:r>
                 <w:rPr>
                   <w:iCs/>
@@ -1936,96 +2141,9 @@
                   <w:szCs w:val="28"/>
                   <w:lang w:val="en-US"/>
                 </w:rPr>
-                <w:t>Schriek</w:t>
-              </w:r>
-              <w:proofErr w:type="spellEnd"/>
-              <w:r>
-                <w:rPr>
-                  <w:iCs/>
-                  <w:sz w:val="24"/>
-                  <w:szCs w:val="28"/>
-                  <w:lang w:val="en-US"/>
-                </w:rPr>
-                <w:t>, Erik H.J.D. van der</w:t>
+                <w:t>Schriek, Erik H.J.D. van der</w:t>
               </w:r>
             </w:hyperlink>
-          </w:p>
-        </w:tc>
-      </w:tr>
-      <w:tr>
-        <w:trPr>
-          <w:trHeight w:val="340"/>
-        </w:trPr>
-        <w:tc>
-          <w:tcPr>
-            <w:tcW w:w="1134" w:type="dxa"/>
-          </w:tcPr>
-          <w:p>
-            <w:pPr>
-              <w:pStyle w:val="Tabelbody"/>
-              <w:rPr>
-                <w:sz w:val="24"/>
-                <w:szCs w:val="28"/>
-              </w:rPr>
-            </w:pPr>
-            <w:r>
-              <w:rPr>
-                <w:sz w:val="24"/>
-                <w:szCs w:val="28"/>
-              </w:rPr>
-              <w:t>5.0</w:t>
-            </w:r>
-          </w:p>
-        </w:tc>
-        <w:tc>
-          <w:tcPr>
-            <w:tcW w:w="1903" w:type="dxa"/>
-          </w:tcPr>
-          <w:p>
-            <w:pPr>
-              <w:pStyle w:val="Tabelbody"/>
-              <w:rPr>
-                <w:sz w:val="24"/>
-                <w:szCs w:val="28"/>
-              </w:rPr>
-            </w:pPr>
-            <w:r>
-              <w:rPr>
-                <w:sz w:val="24"/>
-                <w:szCs w:val="28"/>
-              </w:rPr>
-              <w:t>20th December 2023</w:t>
-            </w:r>
-          </w:p>
-        </w:tc>
-        <w:tc>
-          <w:tcPr>
-            <w:tcW w:w="6319" w:type="dxa"/>
-          </w:tcPr>
-          <w:p>
-            <w:pPr>
-              <w:pStyle w:val="Tabelbody"/>
-            </w:pPr>
-            <w:proofErr w:type="spellStart"/>
-            <w:r>
-              <w:rPr>
-                <w:iCs/>
-                <w:sz w:val="24"/>
-                <w:szCs w:val="28"/>
-                <w:lang w:val="en-US"/>
-              </w:rPr>
-              <w:t>Rabeling</w:t>
-            </w:r>
-            <w:proofErr w:type="spellEnd"/>
-            <w:r>
-              <w:rPr>
-                <w:iCs/>
-                <w:sz w:val="24"/>
-                <w:szCs w:val="28"/>
-                <w:lang w:val="en-US"/>
-              </w:rPr>
-              <w:t>, Bart B.T.</w:t>
-            </w:r>
           </w:p>
         </w:tc>
       </w:tr>
@@ -2047,13 +2165,6 @@
           <w:sz w:val="24"/>
         </w:rPr>
       </w:pPr>
-      <w:r>
-        <w:rPr>
-          <w:b/>
-          <w:sz w:val="24"/>
-        </w:rPr>
-        <w:br w:type="page"/>
-      </w:r>
     </w:p>
     <w:p/>
     <w:sdt>
@@ -4406,7 +4517,25 @@
           <w:szCs w:val="24"/>
           <w:lang w:val="en-US"/>
         </w:rPr>
-        <w:t xml:space="preserve"> There will be an administrator side and a user (buyer) side.</w:t>
+        <w:t xml:space="preserve"> There will be a</w:t>
+      </w:r>
+      <w:r>
+        <w:rPr>
+          <w:color w:val="000000" w:themeColor="text1"/>
+          <w:sz w:val="24"/>
+          <w:szCs w:val="24"/>
+          <w:lang w:val="en-US"/>
+        </w:rPr>
+        <w:t xml:space="preserve"> manager side, </w:t>
+      </w:r>
+      <w:r>
+        <w:rPr>
+          <w:color w:val="000000" w:themeColor="text1"/>
+          <w:sz w:val="24"/>
+          <w:szCs w:val="24"/>
+          <w:lang w:val="en-US"/>
+        </w:rPr>
+        <w:t>administrator side and a user (buyer) side.</w:t>
       </w:r>
     </w:p>
     <w:p>
@@ -4467,27 +4596,7 @@
           <w:szCs w:val="24"/>
           <w:lang w:val="en-US"/>
         </w:rPr>
-        <w:t xml:space="preserve">The main problem is that usually, the user would need to buy tickets from separate venue websites, having </w:t>
-      </w:r>
-      <w:proofErr w:type="gramStart"/>
-      <w:r>
-        <w:rPr>
-          <w:color w:val="000000" w:themeColor="text1"/>
-          <w:sz w:val="24"/>
-          <w:szCs w:val="24"/>
-          <w:lang w:val="en-US"/>
-        </w:rPr>
-        <w:t>all of</w:t>
-      </w:r>
-      <w:proofErr w:type="gramEnd"/>
-      <w:r>
-        <w:rPr>
-          <w:color w:val="000000" w:themeColor="text1"/>
-          <w:sz w:val="24"/>
-          <w:szCs w:val="24"/>
-          <w:lang w:val="en-US"/>
-        </w:rPr>
-        <w:t xml:space="preserve"> their tickets in different places and making it more difficult for themselves. They will need to create a lot of accounts, having the chance they will lose access to one of them or forget which ticket is on which account.</w:t>
+        <w:t>The main problem is that usually, the user would need to buy tickets from separate venue websites, having all of their tickets in different places and making it more difficult for themselves. They will need to create a lot of accounts, having the chance they will lose access to one of them or forget which ticket is on which account.</w:t>
       </w:r>
     </w:p>
     <w:p>
@@ -4557,9 +4666,8 @@
           <w:szCs w:val="24"/>
           <w:lang w:val="en-US"/>
         </w:rPr>
-        <w:t xml:space="preserve"> platform where the user has an easy access to many concerts they can attend. They have </w:t>
-      </w:r>
-      <w:proofErr w:type="gramStart"/>
+        <w:t xml:space="preserve"> platform where the user has an easy access to many concerts they can attend. They have all of their order history and ticket purchases in one </w:t>
+      </w:r>
       <w:r>
         <w:rPr>
           <w:color w:val="000000" w:themeColor="text1"/>
@@ -4567,46 +4675,7 @@
           <w:szCs w:val="24"/>
           <w:lang w:val="en-US"/>
         </w:rPr>
-        <w:t>all of</w:t>
-      </w:r>
-      <w:proofErr w:type="gramEnd"/>
-      <w:r>
-        <w:rPr>
-          <w:color w:val="000000" w:themeColor="text1"/>
-          <w:sz w:val="24"/>
-          <w:szCs w:val="24"/>
-          <w:lang w:val="en-US"/>
-        </w:rPr>
-        <w:t xml:space="preserve"> their order history and ticket purchases in one </w:t>
-      </w:r>
-      <w:r>
-        <w:rPr>
-          <w:color w:val="000000" w:themeColor="text1"/>
-          <w:sz w:val="24"/>
-          <w:szCs w:val="24"/>
-          <w:lang w:val="en-US"/>
-        </w:rPr>
-        <w:t xml:space="preserve">place. This quickly eliminates the problem of having to go to different venue websites </w:t>
-      </w:r>
-      <w:proofErr w:type="gramStart"/>
-      <w:r>
-        <w:rPr>
-          <w:color w:val="000000" w:themeColor="text1"/>
-          <w:sz w:val="24"/>
-          <w:szCs w:val="24"/>
-          <w:lang w:val="en-US"/>
-        </w:rPr>
-        <w:t>in order to</w:t>
-      </w:r>
-      <w:proofErr w:type="gramEnd"/>
-      <w:r>
-        <w:rPr>
-          <w:color w:val="000000" w:themeColor="text1"/>
-          <w:sz w:val="24"/>
-          <w:szCs w:val="24"/>
-          <w:lang w:val="en-US"/>
-        </w:rPr>
-        <w:t xml:space="preserve"> purchase tickets for different concerts. The </w:t>
+        <w:t xml:space="preserve">place. This quickly eliminates the problem of having to go to different venue websites in order to purchase tickets for different concerts. The </w:t>
       </w:r>
       <w:r>
         <w:rPr>
@@ -5283,7 +5352,14 @@
                 <w:sz w:val="24"/>
                 <w:szCs w:val="24"/>
               </w:rPr>
-              <w:t>7  Ability to buy more than 4 tickets per concert</w:t>
+              <w:t>7  Ability to buy more than 4 tickets per</w:t>
+            </w:r>
+            <w:r>
+              <w:rPr>
+                <w:sz w:val="24"/>
+                <w:szCs w:val="24"/>
+              </w:rPr>
+              <w:t xml:space="preserve"> order</w:t>
             </w:r>
           </w:p>
         </w:tc>
@@ -5394,27 +5470,7 @@
           <w:szCs w:val="24"/>
           <w:lang w:val="en-US"/>
         </w:rPr>
-        <w:t xml:space="preserve">be applied into the project </w:t>
-      </w:r>
-      <w:proofErr w:type="gramStart"/>
-      <w:r>
-        <w:rPr>
-          <w:color w:val="000000" w:themeColor="text1"/>
-          <w:sz w:val="24"/>
-          <w:szCs w:val="24"/>
-          <w:lang w:val="en-US"/>
-        </w:rPr>
-        <w:t>in order to</w:t>
-      </w:r>
-      <w:proofErr w:type="gramEnd"/>
-      <w:r>
-        <w:rPr>
-          <w:color w:val="000000" w:themeColor="text1"/>
-          <w:sz w:val="24"/>
-          <w:szCs w:val="24"/>
-          <w:lang w:val="en-US"/>
-        </w:rPr>
-        <w:t xml:space="preserve"> make it </w:t>
+        <w:t xml:space="preserve">be applied into the project in order to make it </w:t>
       </w:r>
       <w:r>
         <w:rPr>
@@ -5510,10 +5566,10 @@
             <v:path o:extrusionok="f" gradientshapeok="t" o:connecttype="rect"/>
             <o:lock v:ext="edit" aspectratio="t"/>
           </v:shapetype>
-          <v:shape id="_x0000_i1025" type="#_x0000_t75" style="width:550.5pt;height:279pt" o:ole="">
-            <v:imagedata r:id="rId13" o:title=""/>
+          <v:shape id="_x0000_i1025" type="#_x0000_t75" style="width:550.2pt;height:279.4pt" o:ole="">
+            <v:imagedata r:id="rId14" o:title=""/>
           </v:shape>
-          <o:OLEObject Type="Embed" ProgID="OrgPlusWOPX.4" ShapeID="_x0000_i1025" DrawAspect="Content" ObjectID="_1764618860" r:id="rId14"/>
+          <o:OLEObject Type="Embed" ProgID="OrgPlusWOPX.4" ShapeID="_x0000_i1025" DrawAspect="Content" ObjectID="_1767095901" r:id="rId15"/>
         </w:object>
       </w:r>
     </w:p>
@@ -5606,27 +5662,7 @@
           <w:szCs w:val="24"/>
           <w:lang w:val="en-US"/>
         </w:rPr>
-        <w:t xml:space="preserve"> stakeholders of the project are the </w:t>
-      </w:r>
-      <w:proofErr w:type="gramStart"/>
-      <w:r>
-        <w:rPr>
-          <w:color w:val="000000" w:themeColor="text1"/>
-          <w:sz w:val="24"/>
-          <w:szCs w:val="24"/>
-          <w:lang w:val="en-US"/>
-        </w:rPr>
-        <w:t>teachers</w:t>
-      </w:r>
-      <w:proofErr w:type="gramEnd"/>
-      <w:r>
-        <w:rPr>
-          <w:color w:val="000000" w:themeColor="text1"/>
-          <w:sz w:val="24"/>
-          <w:szCs w:val="24"/>
-          <w:lang w:val="en-US"/>
-        </w:rPr>
-        <w:t xml:space="preserve"> and the project team consists of one person: Hristo Ganchev. The stakeholders are the ones who put the requirements and act as clients to the project.</w:t>
+        <w:t xml:space="preserve"> stakeholders of the project are the teachers and the project team consists of one person: Hristo Ganchev. The stakeholders are the ones who put the requirements and act as clients to the project.</w:t>
       </w:r>
     </w:p>
     <w:p>
@@ -5821,54 +5857,32 @@
                 <w:szCs w:val="28"/>
                 <w:lang w:val="en-US"/>
               </w:rPr>
-              <w:t xml:space="preserve">Bart </w:t>
-            </w:r>
-            <w:proofErr w:type="spellStart"/>
-            <w:r>
+              <w:t>Bart Rabeling</w:t>
+            </w:r>
+          </w:p>
+        </w:tc>
+        <w:tc>
+          <w:tcPr>
+            <w:tcW w:w="1890" w:type="dxa"/>
+          </w:tcPr>
+          <w:p>
+            <w:pPr>
+              <w:pStyle w:val="Tabelbody"/>
               <w:rPr>
                 <w:iCs/>
                 <w:sz w:val="24"/>
                 <w:szCs w:val="28"/>
                 <w:lang w:val="en-US"/>
               </w:rPr>
-              <w:t>Rabeling</w:t>
-            </w:r>
-            <w:proofErr w:type="spellEnd"/>
-          </w:p>
-        </w:tc>
-        <w:tc>
-          <w:tcPr>
-            <w:tcW w:w="1890" w:type="dxa"/>
-          </w:tcPr>
-          <w:p>
-            <w:pPr>
-              <w:pStyle w:val="Tabelbody"/>
+            </w:pPr>
+            <w:r>
               <w:rPr>
                 <w:iCs/>
                 <w:sz w:val="24"/>
                 <w:szCs w:val="28"/>
                 <w:lang w:val="en-US"/>
               </w:rPr>
-            </w:pPr>
-            <w:proofErr w:type="spellStart"/>
-            <w:r>
-              <w:rPr>
-                <w:iCs/>
-                <w:sz w:val="24"/>
-                <w:szCs w:val="28"/>
-                <w:lang w:val="en-US"/>
-              </w:rPr>
-              <w:t>Rabeling</w:t>
-            </w:r>
-            <w:proofErr w:type="spellEnd"/>
-            <w:r>
-              <w:rPr>
-                <w:iCs/>
-                <w:sz w:val="24"/>
-                <w:szCs w:val="28"/>
-                <w:lang w:val="en-US"/>
-              </w:rPr>
-              <w:t>, Bart B.T.</w:t>
+              <w:t>Rabeling, Bart B.T.</w:t>
             </w:r>
           </w:p>
         </w:tc>
@@ -6034,37 +6048,25 @@
                 <w:szCs w:val="28"/>
                 <w:lang w:val="en-US"/>
               </w:rPr>
-              <w:t xml:space="preserve">er </w:t>
-            </w:r>
-            <w:proofErr w:type="spellStart"/>
-            <w:r>
+              <w:t>er Schriek</w:t>
+            </w:r>
+          </w:p>
+        </w:tc>
+        <w:tc>
+          <w:tcPr>
+            <w:tcW w:w="1890" w:type="dxa"/>
+          </w:tcPr>
+          <w:p>
+            <w:pPr>
+              <w:pStyle w:val="Tabelbody"/>
               <w:rPr>
                 <w:iCs/>
                 <w:sz w:val="24"/>
                 <w:szCs w:val="28"/>
                 <w:lang w:val="en-US"/>
               </w:rPr>
-              <w:t>Schriek</w:t>
-            </w:r>
-            <w:proofErr w:type="spellEnd"/>
-          </w:p>
-        </w:tc>
-        <w:tc>
-          <w:tcPr>
-            <w:tcW w:w="1890" w:type="dxa"/>
-          </w:tcPr>
-          <w:p>
-            <w:pPr>
-              <w:pStyle w:val="Tabelbody"/>
-              <w:rPr>
-                <w:iCs/>
-                <w:sz w:val="24"/>
-                <w:szCs w:val="28"/>
-                <w:lang w:val="en-US"/>
-              </w:rPr>
-            </w:pPr>
-            <w:hyperlink r:id="rId15" w:history="1">
-              <w:proofErr w:type="spellStart"/>
+            </w:pPr>
+            <w:hyperlink r:id="rId16" w:history="1">
               <w:r>
                 <w:rPr>
                   <w:iCs/>
@@ -6072,17 +6074,7 @@
                   <w:szCs w:val="28"/>
                   <w:lang w:val="en-US"/>
                 </w:rPr>
-                <w:t>Schriek</w:t>
-              </w:r>
-              <w:proofErr w:type="spellEnd"/>
-              <w:r>
-                <w:rPr>
-                  <w:iCs/>
-                  <w:sz w:val="24"/>
-                  <w:szCs w:val="28"/>
-                  <w:lang w:val="en-US"/>
-                </w:rPr>
-                <w:t>, Erik H.J.D. van der</w:t>
+                <w:t>Schriek, Erik H.J.D. van der</w:t>
               </w:r>
             </w:hyperlink>
           </w:p>
@@ -6133,19 +6125,17 @@
                 <w:szCs w:val="28"/>
                 <w:lang w:val="en-US"/>
               </w:rPr>
-              <w:t>Wednesday: 13:00 – 16:00</w:t>
-            </w:r>
-          </w:p>
-          <w:p>
-            <w:pPr>
-              <w:pStyle w:val="Tabelbody"/>
+              <w:t>Wednesday</w:t>
+            </w:r>
+            <w:r>
               <w:rPr>
                 <w:iCs/>
                 <w:sz w:val="24"/>
                 <w:szCs w:val="28"/>
                 <w:lang w:val="en-US"/>
               </w:rPr>
-            </w:pPr>
+              <w:t xml:space="preserve"> and Friday: </w:t>
+            </w:r>
             <w:r>
               <w:rPr>
                 <w:iCs/>
@@ -6153,7 +6143,27 @@
                 <w:szCs w:val="28"/>
                 <w:lang w:val="en-US"/>
               </w:rPr>
-              <w:t>Friday: 13:00 – 16:00</w:t>
+              <w:t xml:space="preserve">13:00 – </w:t>
+            </w:r>
+          </w:p>
+          <w:p>
+            <w:pPr>
+              <w:pStyle w:val="Tabelbody"/>
+              <w:rPr>
+                <w:iCs/>
+                <w:sz w:val="24"/>
+                <w:szCs w:val="28"/>
+                <w:lang w:val="en-US"/>
+              </w:rPr>
+            </w:pPr>
+            <w:r>
+              <w:rPr>
+                <w:iCs/>
+                <w:sz w:val="24"/>
+                <w:szCs w:val="28"/>
+                <w:lang w:val="en-US"/>
+              </w:rPr>
+              <w:t>16:00</w:t>
             </w:r>
           </w:p>
           <w:p>
@@ -6233,7 +6243,7 @@
                 <w:lang w:val="en-US"/>
               </w:rPr>
             </w:pPr>
-            <w:hyperlink r:id="rId16" w:history="1">
+            <w:hyperlink r:id="rId17" w:history="1">
               <w:r>
                 <w:rPr>
                   <w:iCs/>
@@ -6365,27 +6375,7 @@
           <w:szCs w:val="28"/>
           <w:lang w:val="en-US"/>
         </w:rPr>
-        <w:t xml:space="preserve">The communication with stakeholders can be made either face-to-face or via Microsoft Teams. It should be established at least once a week </w:t>
-      </w:r>
-      <w:proofErr w:type="gramStart"/>
-      <w:r>
-        <w:rPr>
-          <w:iCs/>
-          <w:sz w:val="24"/>
-          <w:szCs w:val="28"/>
-          <w:lang w:val="en-US"/>
-        </w:rPr>
-        <w:t>in order to</w:t>
-      </w:r>
-      <w:proofErr w:type="gramEnd"/>
-      <w:r>
-        <w:rPr>
-          <w:iCs/>
-          <w:sz w:val="24"/>
-          <w:szCs w:val="28"/>
-          <w:lang w:val="en-US"/>
-        </w:rPr>
-        <w:t xml:space="preserve"> receive feedback, reflect on it, apply it in the softw</w:t>
+        <w:t>The communication with stakeholders can be made either face-to-face or via Microsoft Teams. It should be established at least once a week in order to receive feedback, reflect on it, apply it in the softw</w:t>
       </w:r>
       <w:r>
         <w:rPr>
@@ -8088,7 +8078,6 @@
         </w:rPr>
         <w:t xml:space="preserve"> </w:t>
       </w:r>
-      <w:proofErr w:type="gramStart"/>
       <w:r>
         <w:rPr>
           <w:iCs/>
@@ -8096,9 +8085,8 @@
           <w:szCs w:val="28"/>
           <w:lang w:val="en-US"/>
         </w:rPr>
-        <w:t>In order to</w:t>
-      </w:r>
-      <w:proofErr w:type="gramEnd"/>
+        <w:t>In order to stay away from incorrect or dummy data in the main repository, a</w:t>
+      </w:r>
       <w:r>
         <w:rPr>
           <w:iCs/>
@@ -8106,7 +8094,7 @@
           <w:szCs w:val="28"/>
           <w:lang w:val="en-US"/>
         </w:rPr>
-        <w:t xml:space="preserve"> stay away from incorrect or dummy data in the main repository, a</w:t>
+        <w:t xml:space="preserve"> mock repository will be included in the testing</w:t>
       </w:r>
       <w:r>
         <w:rPr>
@@ -8115,7 +8103,7 @@
           <w:szCs w:val="28"/>
           <w:lang w:val="en-US"/>
         </w:rPr>
-        <w:t xml:space="preserve"> mock repository will be included in the testing</w:t>
+        <w:t xml:space="preserve"> of the code and the logic</w:t>
       </w:r>
       <w:r>
         <w:rPr>
@@ -8124,7 +8112,7 @@
           <w:szCs w:val="28"/>
           <w:lang w:val="en-US"/>
         </w:rPr>
-        <w:t xml:space="preserve"> of the code and the logic</w:t>
+        <w:t xml:space="preserve"> so that the main repository is not affected</w:t>
       </w:r>
       <w:r>
         <w:rPr>
@@ -8133,27 +8121,27 @@
           <w:szCs w:val="28"/>
           <w:lang w:val="en-US"/>
         </w:rPr>
-        <w:t xml:space="preserve"> so that the main repository is not affected</w:t>
-      </w:r>
-      <w:r>
+        <w:t xml:space="preserve"> in any way.</w:t>
+      </w:r>
+    </w:p>
+    <w:p>
+      <w:pPr>
         <w:rPr>
           <w:iCs/>
           <w:sz w:val="24"/>
           <w:szCs w:val="28"/>
           <w:lang w:val="en-US"/>
         </w:rPr>
-        <w:t xml:space="preserve"> in any way.</w:t>
-      </w:r>
-    </w:p>
-    <w:p>
-      <w:pPr>
+      </w:pPr>
+      <w:r>
         <w:rPr>
           <w:iCs/>
           <w:sz w:val="24"/>
           <w:szCs w:val="28"/>
           <w:lang w:val="en-US"/>
         </w:rPr>
-      </w:pPr>
+        <w:t>E</w:t>
+      </w:r>
       <w:r>
         <w:rPr>
           <w:iCs/>
@@ -8161,7 +8149,7 @@
           <w:szCs w:val="28"/>
           <w:lang w:val="en-US"/>
         </w:rPr>
-        <w:t xml:space="preserve">Integration testing, end-to-end testing, acceptance testing and frontend testing </w:t>
+        <w:t>nd-to-end testing</w:t>
       </w:r>
       <w:r>
         <w:rPr>
@@ -8170,7 +8158,7 @@
           <w:szCs w:val="28"/>
           <w:lang w:val="en-US"/>
         </w:rPr>
-        <w:t>will</w:t>
+        <w:t xml:space="preserve"> and </w:t>
       </w:r>
       <w:r>
         <w:rPr>
@@ -8179,18 +8167,17 @@
           <w:szCs w:val="28"/>
           <w:lang w:val="en-US"/>
         </w:rPr>
-        <w:t xml:space="preserve"> also be considered to test different components of the application. </w:t>
-      </w:r>
-    </w:p>
-    <w:p>
-      <w:pPr>
+        <w:t>User A</w:t>
+      </w:r>
+      <w:r>
         <w:rPr>
           <w:iCs/>
           <w:sz w:val="24"/>
           <w:szCs w:val="28"/>
           <w:lang w:val="en-US"/>
         </w:rPr>
-      </w:pPr>
+        <w:t xml:space="preserve">cceptance testing </w:t>
+      </w:r>
       <w:r>
         <w:rPr>
           <w:iCs/>
@@ -8198,18 +8185,17 @@
           <w:szCs w:val="28"/>
           <w:lang w:val="en-US"/>
         </w:rPr>
-        <w:t>Moreover, Mockito will be used to create mock objects and not affect the primary database. The focus will be on testing the functionality of the business logic and avoid testing the functionality of the database.</w:t>
-      </w:r>
-    </w:p>
-    <w:p>
-      <w:pPr>
+        <w:t>will</w:t>
+      </w:r>
+      <w:r>
         <w:rPr>
           <w:iCs/>
           <w:sz w:val="24"/>
           <w:szCs w:val="28"/>
           <w:lang w:val="en-US"/>
         </w:rPr>
-      </w:pPr>
+        <w:t xml:space="preserve"> also be considered to test different components of the application. </w:t>
+      </w:r>
     </w:p>
     <w:p>
       <w:pPr>
@@ -8220,9 +8206,38 @@
           <w:lang w:val="en-US"/>
         </w:rPr>
       </w:pPr>
+      <w:r>
+        <w:rPr>
+          <w:iCs/>
+          <w:sz w:val="24"/>
+          <w:szCs w:val="28"/>
+          <w:lang w:val="en-US"/>
+        </w:rPr>
+        <w:t>Moreover, Mockito will be used to create mock objects and not affect the primary database. The focus will be on testing the functionality of the business logic and avoid testing the functionality of the database.</w:t>
+      </w:r>
     </w:p>
     <w:p>
       <w:pPr>
+        <w:rPr>
+          <w:iCs/>
+          <w:sz w:val="24"/>
+          <w:szCs w:val="28"/>
+          <w:lang w:val="en-US"/>
+        </w:rPr>
+      </w:pPr>
+    </w:p>
+    <w:p>
+      <w:pPr>
+        <w:rPr>
+          <w:iCs/>
+          <w:sz w:val="24"/>
+          <w:szCs w:val="28"/>
+          <w:lang w:val="en-US"/>
+        </w:rPr>
+      </w:pPr>
+    </w:p>
+    <w:p>
+      <w:pPr>
         <w:pStyle w:val="2"/>
       </w:pPr>
       <w:bookmarkStart w:id="56" w:name="_Toc507670787"/>
@@ -8237,15 +8252,10 @@
         <w:t>environment</w:t>
       </w:r>
       <w:r>
-        <w:t xml:space="preserve"> and required </w:t>
-      </w:r>
-      <w:proofErr w:type="gramStart"/>
-      <w:r>
-        <w:t>resources</w:t>
+        <w:t xml:space="preserve"> and required resources</w:t>
       </w:r>
       <w:bookmarkEnd w:id="56"/>
       <w:bookmarkEnd w:id="57"/>
-      <w:proofErr w:type="gramEnd"/>
     </w:p>
     <w:p>
       <w:pPr>
@@ -8286,9 +8296,8 @@
           <w:szCs w:val="28"/>
           <w:lang w:val="en-US"/>
         </w:rPr>
-        <w:t xml:space="preserve">, a CI/CD environment will be used </w:t>
-      </w:r>
-      <w:proofErr w:type="gramStart"/>
+        <w:t>, a CI/CD environment will be used in order to test any published builds in the Git repository. This will ensure that no flawed methods and functions have been</w:t>
+      </w:r>
       <w:r>
         <w:rPr>
           <w:iCs/>
@@ -8296,9 +8305,8 @@
           <w:szCs w:val="28"/>
           <w:lang w:val="en-US"/>
         </w:rPr>
-        <w:t>in order to</w:t>
-      </w:r>
-      <w:proofErr w:type="gramEnd"/>
+        <w:t xml:space="preserve"> missed and left</w:t>
+      </w:r>
       <w:r>
         <w:rPr>
           <w:iCs/>
@@ -8306,7 +8314,7 @@
           <w:szCs w:val="28"/>
           <w:lang w:val="en-US"/>
         </w:rPr>
-        <w:t xml:space="preserve"> test any published builds in the Git repository. This will ensure that no flawed methods and functions have been</w:t>
+        <w:t xml:space="preserve"> unfixed and will improve quality of the application.</w:t>
       </w:r>
       <w:r>
         <w:rPr>
@@ -8315,7 +8323,7 @@
           <w:szCs w:val="28"/>
           <w:lang w:val="en-US"/>
         </w:rPr>
-        <w:t xml:space="preserve"> missed and left</w:t>
+        <w:t xml:space="preserve"> In case of a method not working properly, the developer will be notified through GitLab and email.</w:t>
       </w:r>
       <w:r>
         <w:rPr>
@@ -8324,7 +8332,7 @@
           <w:szCs w:val="28"/>
           <w:lang w:val="en-US"/>
         </w:rPr>
-        <w:t xml:space="preserve"> unfixed and will improve quality of the application.</w:t>
+        <w:t xml:space="preserve"> A SonarQube pipeline will also be integrated, explaining parts of code that should be rewritten, which will lead to maximum efficiency of the platform</w:t>
       </w:r>
       <w:r>
         <w:rPr>
@@ -8333,62 +8341,62 @@
           <w:szCs w:val="28"/>
           <w:lang w:val="en-US"/>
         </w:rPr>
-        <w:t xml:space="preserve"> In case of a method not working properly, the developer will be notified through GitLab and email.</w:t>
-      </w:r>
-      <w:r>
+        <w:t>. SonarQube also gives insight on what percentage of the code has been tested from Unit and Controller tests.</w:t>
+      </w:r>
+    </w:p>
+    <w:p>
+      <w:pPr>
         <w:rPr>
           <w:iCs/>
           <w:sz w:val="24"/>
           <w:szCs w:val="28"/>
           <w:lang w:val="en-US"/>
         </w:rPr>
-        <w:t xml:space="preserve"> A SonarQube pipeline will also be integrated, explaining parts of code that should be rewritten, which will lead to maximum efficiency of the platform.</w:t>
-      </w:r>
-      <w:r>
+      </w:pPr>
+    </w:p>
+    <w:p/>
+    <w:p>
+      <w:pPr>
+        <w:pStyle w:val="2"/>
+      </w:pPr>
+      <w:bookmarkStart w:id="58" w:name="_Toc507670788"/>
+      <w:bookmarkStart w:id="59" w:name="_Toc154005923"/>
+      <w:r>
+        <w:t xml:space="preserve">Configuration </w:t>
+      </w:r>
+      <w:r>
+        <w:t>management</w:t>
+      </w:r>
+      <w:bookmarkEnd w:id="58"/>
+      <w:bookmarkEnd w:id="59"/>
+    </w:p>
+    <w:p>
+      <w:pPr>
         <w:rPr>
           <w:iCs/>
           <w:sz w:val="24"/>
           <w:szCs w:val="28"/>
           <w:lang w:val="en-US"/>
         </w:rPr>
-        <w:t xml:space="preserve"> </w:t>
-      </w:r>
-    </w:p>
-    <w:p>
-      <w:pPr>
+      </w:pPr>
+      <w:r>
         <w:rPr>
           <w:iCs/>
           <w:sz w:val="24"/>
           <w:szCs w:val="28"/>
           <w:lang w:val="en-US"/>
         </w:rPr>
-      </w:pPr>
-    </w:p>
-    <w:p/>
-    <w:p>
-      <w:pPr>
-        <w:pStyle w:val="2"/>
-      </w:pPr>
-      <w:bookmarkStart w:id="58" w:name="_Toc507670788"/>
-      <w:bookmarkStart w:id="59" w:name="_Toc154005923"/>
-      <w:r>
-        <w:t xml:space="preserve">Configuration </w:t>
-      </w:r>
-      <w:r>
-        <w:t>management</w:t>
-      </w:r>
-      <w:bookmarkEnd w:id="58"/>
-      <w:bookmarkEnd w:id="59"/>
-    </w:p>
-    <w:p>
-      <w:pPr>
+        <w:t xml:space="preserve">For configuration management and version management, we will be using </w:t>
+      </w:r>
+      <w:r>
         <w:rPr>
           <w:iCs/>
           <w:sz w:val="24"/>
           <w:szCs w:val="28"/>
           <w:lang w:val="en-US"/>
         </w:rPr>
-      </w:pPr>
+        <w:t>two separate GitLab repositories: one for the frontend application, and one for the backend application</w:t>
+      </w:r>
       <w:r>
         <w:rPr>
           <w:iCs/>
@@ -8396,7 +8404,7 @@
           <w:szCs w:val="28"/>
           <w:lang w:val="en-US"/>
         </w:rPr>
-        <w:t xml:space="preserve">For configuration management and version management, we will be using </w:t>
+        <w:t xml:space="preserve">. </w:t>
       </w:r>
       <w:r>
         <w:rPr>
@@ -8405,7 +8413,7 @@
           <w:szCs w:val="28"/>
           <w:lang w:val="en-US"/>
         </w:rPr>
-        <w:t>two separate GitLab repositories: one for the frontend application, and one for the backend application</w:t>
+        <w:t>Links</w:t>
       </w:r>
       <w:r>
         <w:rPr>
@@ -8414,7 +8422,7 @@
           <w:szCs w:val="28"/>
           <w:lang w:val="en-US"/>
         </w:rPr>
-        <w:t xml:space="preserve">. </w:t>
+        <w:t xml:space="preserve"> will be provided to the stakeholders so that they have access to the latest</w:t>
       </w:r>
       <w:r>
         <w:rPr>
@@ -8423,7 +8431,7 @@
           <w:szCs w:val="28"/>
           <w:lang w:val="en-US"/>
         </w:rPr>
-        <w:t>Links</w:t>
+        <w:t xml:space="preserve"> or earlier</w:t>
       </w:r>
       <w:r>
         <w:rPr>
@@ -8432,9 +8440,8 @@
           <w:szCs w:val="28"/>
           <w:lang w:val="en-US"/>
         </w:rPr>
-        <w:t xml:space="preserve"> will be provided to the stakeholders so that they </w:t>
-      </w:r>
-      <w:proofErr w:type="gramStart"/>
+        <w:t xml:space="preserve"> version</w:t>
+      </w:r>
       <w:r>
         <w:rPr>
           <w:iCs/>
@@ -8442,7 +8449,7 @@
           <w:szCs w:val="28"/>
           <w:lang w:val="en-US"/>
         </w:rPr>
-        <w:t>have access to the latest</w:t>
+        <w:t>s</w:t>
       </w:r>
       <w:r>
         <w:rPr>
@@ -8451,7 +8458,7 @@
           <w:szCs w:val="28"/>
           <w:lang w:val="en-US"/>
         </w:rPr>
-        <w:t xml:space="preserve"> or earlier</w:t>
+        <w:t xml:space="preserve"> of the pro</w:t>
       </w:r>
       <w:r>
         <w:rPr>
@@ -8460,7 +8467,7 @@
           <w:szCs w:val="28"/>
           <w:lang w:val="en-US"/>
         </w:rPr>
-        <w:t xml:space="preserve"> version</w:t>
+        <w:t xml:space="preserve">duct </w:t>
       </w:r>
       <w:r>
         <w:rPr>
@@ -8469,7 +8476,7 @@
           <w:szCs w:val="28"/>
           <w:lang w:val="en-US"/>
         </w:rPr>
-        <w:t>s</w:t>
+        <w:t>at all times.</w:t>
       </w:r>
       <w:r>
         <w:rPr>
@@ -8478,64 +8485,7 @@
           <w:szCs w:val="28"/>
           <w:lang w:val="en-US"/>
         </w:rPr>
-        <w:t xml:space="preserve"> of the pro</w:t>
-      </w:r>
-      <w:r>
-        <w:rPr>
-          <w:iCs/>
-          <w:sz w:val="24"/>
-          <w:szCs w:val="28"/>
-          <w:lang w:val="en-US"/>
-        </w:rPr>
-        <w:t xml:space="preserve">duct </w:t>
-      </w:r>
-      <w:r>
-        <w:rPr>
-          <w:iCs/>
-          <w:sz w:val="24"/>
-          <w:szCs w:val="28"/>
-          <w:lang w:val="en-US"/>
-        </w:rPr>
-        <w:t>at all times</w:t>
-      </w:r>
-      <w:proofErr w:type="gramEnd"/>
-      <w:r>
-        <w:rPr>
-          <w:iCs/>
-          <w:sz w:val="24"/>
-          <w:szCs w:val="28"/>
-          <w:lang w:val="en-US"/>
-        </w:rPr>
-        <w:t>.</w:t>
-      </w:r>
-      <w:r>
-        <w:rPr>
-          <w:iCs/>
-          <w:sz w:val="24"/>
-          <w:szCs w:val="28"/>
-          <w:lang w:val="en-US"/>
-        </w:rPr>
-        <w:t xml:space="preserve"> This will also ensure that in case of breaking the application, an earlier version will be </w:t>
-      </w:r>
-      <w:proofErr w:type="gramStart"/>
-      <w:r>
-        <w:rPr>
-          <w:iCs/>
-          <w:sz w:val="24"/>
-          <w:szCs w:val="28"/>
-          <w:lang w:val="en-US"/>
-        </w:rPr>
-        <w:t>available</w:t>
-      </w:r>
-      <w:proofErr w:type="gramEnd"/>
-      <w:r>
-        <w:rPr>
-          <w:iCs/>
-          <w:sz w:val="24"/>
-          <w:szCs w:val="28"/>
-          <w:lang w:val="en-US"/>
-        </w:rPr>
-        <w:t xml:space="preserve"> and less progress will be lost.</w:t>
+        <w:t xml:space="preserve"> This will also ensure that in case of breaking the application, an earlier version will be available and less progress will be lost.</w:t>
       </w:r>
     </w:p>
     <w:p>
@@ -9084,23 +9034,7 @@
                 <w:sz w:val="20"/>
                 <w:lang w:val="en-US"/>
               </w:rPr>
-              <w:t xml:space="preserve">The project will constantly be saved </w:t>
-            </w:r>
-            <w:proofErr w:type="gramStart"/>
-            <w:r>
-              <w:rPr>
-                <w:sz w:val="20"/>
-                <w:lang w:val="en-US"/>
-              </w:rPr>
-              <w:t>in order to</w:t>
-            </w:r>
-            <w:proofErr w:type="gramEnd"/>
-            <w:r>
-              <w:rPr>
-                <w:sz w:val="20"/>
-                <w:lang w:val="en-US"/>
-              </w:rPr>
-              <w:t xml:space="preserve"> not lose work</w:t>
+              <w:t>The project will constantly be saved in order to not lose work</w:t>
             </w:r>
           </w:p>
         </w:tc>
@@ -9122,23 +9056,7 @@
                 <w:sz w:val="20"/>
                 <w:lang w:val="en-US"/>
               </w:rPr>
-              <w:t xml:space="preserve">In case the application crashes, the file will already be </w:t>
-            </w:r>
-            <w:proofErr w:type="gramStart"/>
-            <w:r>
-              <w:rPr>
-                <w:sz w:val="20"/>
-                <w:lang w:val="en-US"/>
-              </w:rPr>
-              <w:t>saved</w:t>
-            </w:r>
-            <w:proofErr w:type="gramEnd"/>
-            <w:r>
-              <w:rPr>
-                <w:sz w:val="20"/>
-                <w:lang w:val="en-US"/>
-              </w:rPr>
-              <w:t xml:space="preserve"> and no major changes will be lost</w:t>
+              <w:t>In case the application crashes, the file will already be saved and no major changes will be lost</w:t>
             </w:r>
           </w:p>
         </w:tc>
@@ -9256,23 +9174,7 @@
                 <w:sz w:val="20"/>
                 <w:lang w:val="en-US"/>
               </w:rPr>
-              <w:t xml:space="preserve">The developer will improve their focus </w:t>
-            </w:r>
-            <w:proofErr w:type="gramStart"/>
-            <w:r>
-              <w:rPr>
-                <w:sz w:val="20"/>
-                <w:lang w:val="en-US"/>
-              </w:rPr>
-              <w:t>in order to</w:t>
-            </w:r>
-            <w:proofErr w:type="gramEnd"/>
-            <w:r>
-              <w:rPr>
-                <w:sz w:val="20"/>
-                <w:lang w:val="en-US"/>
-              </w:rPr>
-              <w:t xml:space="preserve"> complete work efficiently and have more time to “cool down”</w:t>
+              <w:t>The developer will improve their focus in order to complete work efficiently and have more time to “cool down”</w:t>
             </w:r>
           </w:p>
         </w:tc>
@@ -9363,21 +9265,12 @@
                 <w:lang w:val="en-US"/>
               </w:rPr>
             </w:pPr>
-            <w:proofErr w:type="gramStart"/>
             <w:r>
               <w:rPr>
                 <w:sz w:val="20"/>
                 <w:lang w:val="en-US"/>
               </w:rPr>
-              <w:t>All of</w:t>
-            </w:r>
-            <w:proofErr w:type="gramEnd"/>
-            <w:r>
-              <w:rPr>
-                <w:sz w:val="20"/>
-                <w:lang w:val="en-US"/>
-              </w:rPr>
-              <w:t xml:space="preserve"> the stakeholders’ requirements will be written down</w:t>
+              <w:t>All of the stakeholders’ requirements will be written down</w:t>
             </w:r>
           </w:p>
         </w:tc>
@@ -9399,17 +9292,8 @@
                 <w:sz w:val="20"/>
                 <w:lang w:val="en-US"/>
               </w:rPr>
-              <w:t xml:space="preserve">The requirements will be noted down in a short span of time after a discussion is made </w:t>
-            </w:r>
-            <w:proofErr w:type="gramStart"/>
-            <w:r>
-              <w:rPr>
-                <w:sz w:val="20"/>
-                <w:lang w:val="en-US"/>
-              </w:rPr>
-              <w:t>in order to</w:t>
-            </w:r>
-            <w:proofErr w:type="gramEnd"/>
+              <w:t>The requirements will be noted down in a short span of time after a discussion is made in order to</w:t>
+            </w:r>
             <w:r>
               <w:rPr>
                 <w:sz w:val="20"/>
@@ -9554,23 +9438,7 @@
                 <w:sz w:val="20"/>
                 <w:lang w:val="en-US"/>
               </w:rPr>
-              <w:t xml:space="preserve">Stakeholders can be contacted via </w:t>
-            </w:r>
-            <w:proofErr w:type="gramStart"/>
-            <w:r>
-              <w:rPr>
-                <w:sz w:val="20"/>
-                <w:lang w:val="en-US"/>
-              </w:rPr>
-              <w:t>email  or</w:t>
-            </w:r>
-            <w:proofErr w:type="gramEnd"/>
-            <w:r>
-              <w:rPr>
-                <w:sz w:val="20"/>
-                <w:lang w:val="en-US"/>
-              </w:rPr>
-              <w:t xml:space="preserve"> Teams</w:t>
+              <w:t>Stakeholders can be contacted via email  or Teams</w:t>
             </w:r>
           </w:p>
         </w:tc>
@@ -9666,23 +9534,7 @@
                 <w:sz w:val="20"/>
                 <w:lang w:val="en-US"/>
               </w:rPr>
-              <w:t xml:space="preserve">The developer will ask for assistance and look through online resources </w:t>
-            </w:r>
-            <w:proofErr w:type="gramStart"/>
-            <w:r>
-              <w:rPr>
-                <w:sz w:val="20"/>
-                <w:lang w:val="en-US"/>
-              </w:rPr>
-              <w:t>in order to</w:t>
-            </w:r>
-            <w:proofErr w:type="gramEnd"/>
-            <w:r>
-              <w:rPr>
-                <w:sz w:val="20"/>
-                <w:lang w:val="en-US"/>
-              </w:rPr>
-              <w:t xml:space="preserve"> fix the said bugs.</w:t>
+              <w:t>The developer will ask for assistance and look through online resources in order to fix the said bugs.</w:t>
             </w:r>
           </w:p>
         </w:tc>
@@ -9756,7 +9608,7 @@
       </w:pPr>
     </w:p>
     <w:sectPr>
-      <w:footerReference w:type="default" r:id="rId17"/>
+      <w:footerReference w:type="default" r:id="rId18"/>
       <w:pgSz w:w="11906" w:h="16838"/>
       <w:pgMar w:top="720" w:right="720" w:bottom="720" w:left="720" w:header="708" w:footer="708" w:gutter="0"/>
       <w:cols w:space="708"/>
